--- a/public/gallery/examples/software-engineer/pt-br/resume.docx
+++ b/public/gallery/examples/software-engineer/pt-br/resume.docx
@@ -66,7 +66,7 @@
         </w:rPr>
         <w:t xml:space="preserve">📧 </w:t>
       </w:r>
-      <w:hyperlink w:history="1" r:id="rIdlqzzwdpqr2p7fo3sc50nv">
+      <w:hyperlink w:history="1" r:id="rIdozzaf4bwuxyanyvea8a6k">
         <w:r>
           <w:rPr>
             <w:sz w:val="18"/>
@@ -89,7 +89,7 @@
         </w:rPr>
         <w:t xml:space="preserve">🔗 </w:t>
       </w:r>
-      <w:hyperlink w:history="1" r:id="rIdb24vrxtwolsw7b94wdqxs">
+      <w:hyperlink w:history="1" r:id="rIdeg3azofecskzybvpv_es7">
         <w:r>
           <w:rPr>
             <w:sz w:val="18"/>
@@ -124,7 +124,7 @@
         <w:spacing w:after="200" w:line="276"/>
         <w:jc w:val="center"/>
       </w:pPr>
-      <w:hyperlink w:history="1" r:id="rIdqcqy9hgn65b0t20qnukm1">
+      <w:hyperlink w:history="1" r:id="rIdvkujwxhs_hwa44ufeubwz">
         <w:r>
           <w:rPr>
             <w:sz w:val="18"/>
@@ -140,7 +140,7 @@
         </w:rPr>
         <w:t xml:space="preserve"> • </w:t>
       </w:r>
-      <w:hyperlink w:history="1" r:id="rId9p-vwco9ru3kzyt6fyiot">
+      <w:hyperlink w:history="1" r:id="rIdjwunfax3ndj9ucnfnwjpr">
         <w:r>
           <w:rPr>
             <w:sz w:val="18"/>
@@ -299,7 +299,7 @@
         </w:rPr>
         <w:t xml:space="preserve">	</w:t>
       </w:r>
-      <w:hyperlink w:history="1" r:id="rIdgdjysn5sjqa-jmsfmepkt">
+      <w:hyperlink w:history="1" r:id="rIdc-nbqw4uvj6_zlj2bzi6b">
         <w:r>
           <w:rPr>
             <w:sz w:val="18"/>
@@ -462,7 +462,7 @@
         </w:rPr>
         <w:t xml:space="preserve">	</w:t>
       </w:r>
-      <w:hyperlink w:history="1" r:id="rId_ey7hivpzrdps3tbfg76n">
+      <w:hyperlink w:history="1" r:id="rIduwqbt56blc9d0v95cnaf_">
         <w:r>
           <w:rPr>
             <w:sz w:val="18"/>
@@ -625,7 +625,7 @@
         </w:rPr>
         <w:t xml:space="preserve">	</w:t>
       </w:r>
-      <w:hyperlink w:history="1" r:id="rIdistzlz_qo6gzkskzcchxu">
+      <w:hyperlink w:history="1" r:id="rIda58zlmlqtuzqlv28c0tiy">
         <w:r>
           <w:rPr>
             <w:sz w:val="18"/>
@@ -788,7 +788,7 @@
         </w:rPr>
         <w:t xml:space="preserve">	</w:t>
       </w:r>
-      <w:hyperlink w:history="1" r:id="rIdgtut0r9qkftpgblos6oon">
+      <w:hyperlink w:history="1" r:id="rIdakyvwhz0pcbylomx1nlmj">
         <w:r>
           <w:rPr>
             <w:sz w:val="18"/>
@@ -1298,7 +1298,7 @@
         </w:rPr>
         <w:t xml:space="preserve">	</w:t>
       </w:r>
-      <w:hyperlink w:history="1" r:id="rIdosggye3bhpxgg_lphlawo">
+      <w:hyperlink w:history="1" r:id="rIdyoornxriyxspdolyuwdx4">
         <w:r>
           <w:rPr>
             <w:sz w:val="18"/>
@@ -1364,7 +1364,7 @@
         </w:rPr>
         <w:t xml:space="preserve">	</w:t>
       </w:r>
-      <w:hyperlink w:history="1" r:id="rIdt9d0wtn8j4bdnqfn-vozo">
+      <w:hyperlink w:history="1" r:id="rIdd2otsioal1olbyzg0cosc">
         <w:r>
           <w:rPr>
             <w:sz w:val="18"/>
@@ -1449,7 +1449,7 @@
         </w:rPr>
         <w:t xml:space="preserve">	</w:t>
       </w:r>
-      <w:hyperlink w:history="1" r:id="rIddsfa7nmkxyqv9thvqp5vp">
+      <w:hyperlink w:history="1" r:id="rIdr-fnimibmtu07nmxsnlkm">
         <w:r>
           <w:rPr>
             <w:sz w:val="18"/>
@@ -1593,7 +1593,7 @@
         </w:rPr>
         <w:t xml:space="preserve">	</w:t>
       </w:r>
-      <w:hyperlink w:history="1" r:id="rIdbg1vy4x2iknw6b8hx2hfm">
+      <w:hyperlink w:history="1" r:id="rIdbksbhablif9cknbvycrfn">
         <w:r>
           <w:rPr>
             <w:sz w:val="18"/>
@@ -1838,7 +1838,7 @@
         </w:rPr>
         <w:t xml:space="preserve">	</w:t>
       </w:r>
-      <w:hyperlink w:history="1" r:id="rIdslgjip_3zgcmud77fdrni">
+      <w:hyperlink w:history="1" r:id="rIdnlndvsytdtcelbuv_hpgh">
         <w:r>
           <w:rPr>
             <w:sz w:val="18"/>
